--- a/Chatbot/Lawnie-Dashboard-Team-Guide.docx
+++ b/Chatbot/Lawnie-Dashboard-Team-Guide.docx
@@ -116,7 +116,7 @@
           <w:sz w:val="20"/>
           <w:szCs w:val="20"/>
         </w:rPr>
-        <w:t xml:space="preserve">September 2026  ·  Plugin v3.85</w:t>
+        <w:t xml:space="preserve">September 2026  ·  Plugin v3.87</w:t>
       </w:r>
     </w:p>
     <w:p>
@@ -1167,6 +1167,18 @@
               <w:t xml:space="preserve">Lawnie can look at a photo of a lawn if the customer attaches one.</w:t>
             </w:r>
           </w:p>
+          <w:p>
+            <w:pPr>
+              <w:spacing w:after="60" w:line="280"/>
+            </w:pPr>
+            <w:r>
+              <w:rPr>
+                <w:sz w:val="21"/>
+                <w:szCs w:val="21"/>
+              </w:rPr>
+              <w:t xml:space="preserve">Lawnie introduces itself as an AI assistant, and a short note under the chat says answers are general information, not a quote, and that chats are saved for follow-up.</w:t>
+            </w:r>
+          </w:p>
         </w:tc>
       </w:tr>
     </w:tbl>
@@ -1294,7 +1306,7 @@
       <w:r>
         <w:drawing>
           <wp:inline distT="0" distB="0" distL="0" distR="0">
-            <wp:extent cx="4019550" cy="5524500"/>
+            <wp:extent cx="3838575" cy="5667375"/>
             <wp:effectExtent t="0" r="0" b="0" l="0"/>
             <wp:docPr id="1" name="" descr="" title=""/>
             <wp:cNvGraphicFramePr>
@@ -1319,7 +1331,7 @@
                   <pic:spPr bwMode="auto">
                     <a:xfrm>
                       <a:off x="0" y="0"/>
-                      <a:ext cx="4019550" cy="5524500"/>
+                      <a:ext cx="3838575" cy="5667375"/>
                     </a:xfrm>
                     <a:prstGeom prst="rect">
                       <a:avLst/>
@@ -3519,7 +3531,7 @@
       <w:r>
         <w:drawing>
           <wp:inline distT="0" distB="0" distL="0" distR="0">
-            <wp:extent cx="3295650" cy="5305425"/>
+            <wp:extent cx="3143250" cy="5305425"/>
             <wp:effectExtent t="0" r="0" b="0" l="0"/>
             <wp:docPr id="1" name="" descr="" title=""/>
             <wp:cNvGraphicFramePr>
@@ -3544,7 +3556,7 @@
                   <pic:spPr bwMode="auto">
                     <a:xfrm>
                       <a:off x="0" y="0"/>
-                      <a:ext cx="3295650" cy="5305425"/>
+                      <a:ext cx="3143250" cy="5305425"/>
                     </a:xfrm>
                     <a:prstGeom prst="rect">
                       <a:avLst/>
